--- a/work/deliver/论文3_精细化管理视角下相关方安全监管策略优化研究_修改稿.docx
+++ b/work/deliver/论文3_精细化管理视角下相关方安全监管策略优化研究_修改稿.docx
@@ -18,7 +18,7 @@
     </w:p>
     <w:p>
       <w:pPr>
-        <w:spacing w:before="0" w:after="160" w:line="360" w:lineRule="auto"/>
+        <w:spacing w:before="0" w:after="0" w:line="360" w:lineRule="auto"/>
         <w:jc w:val="center"/>
       </w:pPr>
       <w:r>
@@ -28,6 +28,20 @@
           <w:sz w:val="21"/>
         </w:rPr>
         <w:t>（作者姓名、单位与联系方式请于投稿前补充）</w:t>
+      </w:r>
+    </w:p>
+    <w:p>
+      <w:pPr>
+        <w:spacing w:before="0" w:after="160" w:line="360" w:lineRule="auto"/>
+        <w:jc w:val="center"/>
+      </w:pPr>
+      <w:r>
+        <w:rPr>
+          <w:rFonts w:ascii="Times New Roman" w:hAnsi="Times New Roman" w:eastAsia="宋体"/>
+          <w:b w:val="0"/>
+          <w:sz w:val="24"/>
+        </w:rPr>
+        <w:t xml:space="preserve"> </w:t>
       </w:r>
     </w:p>
     <w:p>
@@ -50,7 +64,7 @@
           <w:b w:val="0"/>
           <w:sz w:val="24"/>
         </w:rPr>
-        <w:t>随着烟草商业企业运营外包程度提高，相关方作业已成为安全管理的重要组成部分。既有研究多停留在管理理念阐述与对策条目罗列，缺少可操作的分级模型、可执行的约束手段与可验证的资源配置方法。本文以精细化管理为视角，在补齐法定依据与风险分析工具的基础上，做出三方面推进。第一，建立二维分类分级模型：以 LEC 作业条件危险性评价法计算作业风险值，以 AHP–熵权组合赋权计算相关方安全管理能力评分，交叉形成九宫格并对应 A、B、C 三级监管强度；在 60 家相关方的情景样本上验证显示，工程施工类相关方高风险占比达 91.7%，服务保障类为 0，差异化监管确有必要。第二，把责任落实转化为安全生产费用专款专用、安全履约保证金、违章计分与续签挂钩四类可执行的经济与准入杠杆。第三，构建监管资源优化配置模型：在年度检查总量 240 次的约束下，边际收益最优配置较平均分配提升风险削减 16.4%；更具实践意义的是，最优配置仅需 153 次检查即可达到平均分配 240 次的效果，节省监管人力 36.3%，而规则简单的二维分级配置已能实现最优解的 96.7%。隐患帕累托分析进一步显示，前 6 类隐患贡献了 85.6% 的隐患量，为专项治理提供了靶向。</w:t>
+        <w:t>相关方作业已成为烟草商业企业安全管理的主要风险来源，而既有研究普遍停留在管理理念阐述与对策条目罗列，缺少可操作的分级模型、可执行的约束手段与可验证的资源配置方法。本文以精细化管理为视角，在补齐法定依据与屏障分析工具的基础上做出三方面推进。第一，建立二维分类分级模型：以作业条件危险性评价法计算风险值，以 AHP–熵权组合赋权计算安全管理能力评分，交叉形成九宫格并对应三级监管强度；在 60 家相关方的情景样本上验证显示，工程施工类高风险占比达 91.7%、服务保障类为 0，证明统一标准监管确不合理。第二，把责任落实转化为安全生产费用专款专用、安全履约保证金、违章计分与准入挂钩四类经济杠杆，为外部市场主体提供守约动力。第三，构建监管资源优化配置模型：同等检查总量下差异化配置较平均分配提升风险削减 16.4%；更具实践意义的是，最优配置仅需 153 次检查即可达到平均分配 240 次的效果，节省监管人力 36.3%，而规则简单的二维分级配置已能实现最优解的 96.7%。隐患帕累托分析进一步显示前 6 类隐患贡献 85.6% 的隐患量，为专项治理提供了靶向。</w:t>
       </w:r>
     </w:p>
     <w:p>
@@ -96,7 +110,7 @@
           <w:b w:val="0"/>
           <w:sz w:val="24"/>
         </w:rPr>
-        <w:t xml:space="preserve"> As tobacco commercial enterprises increasingly outsource operations, contractor activities have become a key component of safety management. Existing studies largely remain at the level of managerial concepts and enumerated countermeasures, lacking operable grading models, enforceable constraints and verifiable resource-allocation methods. From the perspective of refined management, and after supplementing statutory requirements and risk-analysis tools, this paper advances three contributions. First, a two-dimensional classification-and-grading model is established: operational risk is computed with the LEC method and contractor safety capability with AHP-entropy combined weighting, forming a three-by-three grid mapped to three supervision intensities. Validation on a scenario sample of 60 contractors shows that 91.7% of construction contractors fall into the high-risk band versus 0% for service contractors, confirming the need for differentiated supervision. Second, responsibility is translated into four enforceable economic and access levers. Third, a resource-allocation model shows that under an annual budget of 240 inspections, marginal-benefit-optimal allocation raises risk reduction by 16.4% over uniform allocation; more practically, the optimal allocation needs only 153 inspections to match the effect of 240 uniform inspections, saving 36.3% of supervisory manpower, while the simple two-dimensional grading rule already attains 96.7% of the optimum.</w:t>
+        <w:t xml:space="preserve"> Contractor operations have become the main source of safety risk in tobacco commercial enterprises, yet existing studies largely remain at the level of managerial concepts and enumerated countermeasures. From the perspective of refined management, and after supplementing statutory requirements and barrier analysis, this paper advances three contributions. First, a two-dimensional grading model combines operational risk computed by the LEC method with contractor safety capability from AHP-entropy combined weighting, forming a three-by-three grid mapped to three supervision intensities; validation on a scenario sample of 60 contractors shows 91.7% of construction contractors in the high-risk band versus 0% for service contractors. Second, responsibility is translated into four enforceable economic levers. Third, a resource-allocation model shows that differentiated allocation raises risk reduction by 16.4% over uniform allocation, and that the optimal allocation needs only 153 inspections to match 240 uniform ones, saving 36.3% of supervisory manpower, while the simple grading rule attains 96.7% of the optimum.</w:t>
       </w:r>
     </w:p>
     <w:p>
@@ -154,7 +168,7 @@
           <w:b w:val="0"/>
           <w:sz w:val="24"/>
         </w:rPr>
-        <w:t>安全生产是企业实现高质量发展的基础保障。随着烟草商业企业现代化管理水平的提升，运营过程中的外部协作主体不断增多，相关方参与范围涵盖物业服务、工程施工、设备维护、物流辅助与专业技术支持等多个领域。相关方虽不属于企业内部组织，但其作业行为、管理水平与风险控制能力直接影响企业整体安全绩效[9]。</w:t>
+        <w:t>运营外包程度的提高使相关方作业成为烟草商业企业安全管理的主要风险来源，而管理手段的更新明显滞后于风险结构的变化。随着企业现代化管理水平提升，外部协作主体不断增多，相关方参与范围涵盖物业服务、工程施工、设备维护、物流辅助与专业技术支持等多个领域。相关方虽不属于企业内部组织，但其作业行为、管理水平与风险控制能力直接影响企业整体安全绩效[9]。与此同时，现有监管措施主要依赖合同约束、安全告知与定期检查，对相关方的风险特征、作业过程与责任履行缺乏动态、差异化管理[3]。</w:t>
       </w:r>
     </w:p>
     <w:p>
@@ -169,38 +183,7 @@
           <w:b w:val="0"/>
           <w:sz w:val="24"/>
         </w:rPr>
-        <w:t>长期以来，烟草行业高度重视安全生产工作，持续推进安全生产标准化建设、风险分级管控和隐患排查治理体系建设，整体安全管理水平不断提高。然而在实际管理中，相关方安全监管仍存在薄弱环节。一方面，相关方主体类型复杂、管理能力参差不齐，企业难以通过统一的管理方式实现精准监管；另一方面，现有监管措施主要依赖合同约束、安全告知与定期检查，对相关方的风险特征、作业过程与责任履行缺乏动态、差异化管理[3]。</w:t>
-      </w:r>
-    </w:p>
-    <w:p>
-      <w:pPr>
-        <w:spacing w:before="0" w:after="0" w:line="360" w:lineRule="auto"/>
-        <w:ind w:firstLine="480"/>
-        <w:jc w:val="both"/>
-      </w:pPr>
-      <w:r>
-        <w:rPr>
-          <w:rFonts w:ascii="Times New Roman" w:hAnsi="Times New Roman" w:eastAsia="宋体"/>
-          <w:b w:val="0"/>
-          <w:sz w:val="24"/>
-        </w:rPr>
-        <w:t>本文认为，既有研究的主要不足不在于方向判断，而在于</w:t>
-      </w:r>
-      <w:r>
-        <w:rPr>
-          <w:rFonts w:ascii="Times New Roman" w:hAnsi="Times New Roman" w:eastAsia="宋体"/>
-          <w:b/>
-          <w:sz w:val="24"/>
-        </w:rPr>
-        <w:t>方法缺位</w:t>
-      </w:r>
-      <w:r>
-        <w:rPr>
-          <w:rFonts w:ascii="Times New Roman" w:hAnsi="Times New Roman" w:eastAsia="宋体"/>
-          <w:b w:val="0"/>
-          <w:sz w:val="24"/>
-        </w:rPr>
-        <w:t>：普遍提出应“分类分级”，但未给出如何评、如何分、分完对应什么动作；普遍提出应“落实责任”，但未回答外部市场主体的守约动力来自何处；普遍提出应“突出重点”，但未给出有限监管资源的配置方法。本文的工作即针对这三个缺口，提供可直接使用的模型与规则。</w:t>
+        <w:t>既有研究的主要不足不在于方向判断有误，而在于方法缺位，这构成了本文的问题起点。研究普遍提出应“分类分级”，但未回答怎么评、分完对应什么动作；普遍提出应“落实责任”，但未回答外部市场主体的守约动力来自何处；普遍提出应“突出重点”，但未给出有限监管资源的配置方法。三个缺口的共同后果是：基层看完文章仍不知从何下手，而安全管理部门有限的检查人日仍在平均分配中被稀释。本文针对这三个缺口分别提供可直接使用的模型与规则。</w:t>
       </w:r>
     </w:p>
     <w:p>
@@ -245,22 +228,7 @@
           <w:b w:val="0"/>
           <w:sz w:val="24"/>
         </w:rPr>
-        <w:t>精细化管理源于现代企业管理理论，核心在于通过标准化、流程化和系统化手段，把管理要求落实到具体环节与具体责任主体，实现管理目标的精准控制。相较于传统管理模式，其特点体现为目标精准化、过程标准化、责任明确化与评价科学化四个方面。</w:t>
-      </w:r>
-    </w:p>
-    <w:p>
-      <w:pPr>
-        <w:spacing w:before="0" w:after="0" w:line="360" w:lineRule="auto"/>
-        <w:ind w:firstLine="480"/>
-        <w:jc w:val="both"/>
-      </w:pPr>
-      <w:r>
-        <w:rPr>
-          <w:rFonts w:ascii="Times New Roman" w:hAnsi="Times New Roman" w:eastAsia="宋体"/>
-          <w:b w:val="0"/>
-          <w:sz w:val="24"/>
-        </w:rPr>
-        <w:t>但这四条要义若不映射到具体的安全管理机制上，仍属理念层面。本文建立的映射关系如图 1 所示：目标精准化对应分类分级管控机制，过程标准化对应全过程闭环监管，责任明确化对应合同与经济杠杆，评价科学化对应绩效评价与激励机制。本文第 4 至第 6 章即分别展开这四项机制。</w:t>
+        <w:t>精细化管理的四条要义必须映射到具体的安全管理机制上，否则仍停留在理念层面，其映射关系如图 1 所示。精细化管理的核心在于通过标准化、流程化和系统化手段，把管理要求落实到具体环节与具体责任主体，体现为目标精准化、过程标准化、责任明确化与评价科学化。本文建立的映射是：目标精准化对应分类分级管控机制，过程标准化对应全过程闭环监管，责任明确化对应合同与经济杠杆，评价科学化对应绩效评价与激励机制。本文第 4 至第 6 章即分别展开这四项机制。</w:t>
       </w:r>
     </w:p>
     <w:p>
@@ -272,7 +240,7 @@
       <w:r>
         <w:drawing>
           <wp:inline xmlns:a="http://schemas.openxmlformats.org/drawingml/2006/main" xmlns:pic="http://schemas.openxmlformats.org/drawingml/2006/picture">
-            <wp:extent cx="5220000" cy="2790224"/>
+            <wp:extent cx="5220000" cy="3480000"/>
             <wp:docPr id="1" name="Picture 1"/>
             <wp:cNvGraphicFramePr>
               <a:graphicFrameLocks noChangeAspect="1"/>
@@ -293,7 +261,7 @@
                   <pic:spPr>
                     <a:xfrm>
                       <a:off x="0" y="0"/>
-                      <a:ext cx="5220000" cy="2790224"/>
+                      <a:ext cx="5220000" cy="3480000"/>
                     </a:xfrm>
                     <a:prstGeom prst="rect"/>
                   </pic:spPr>
@@ -345,7 +313,7 @@
           <w:b w:val="0"/>
           <w:sz w:val="24"/>
         </w:rPr>
-        <w:t>相关方安全管理不是企业的自主管理选择，而是法定义务。既有研究普遍未引述法定依据，致使监管措施缺乏刚性来源。本文梳理主要法定要求及其对应的监管动作，如表 1 所示。</w:t>
+        <w:t>相关方安全管理不是企业的自主管理选择而是法定义务，既有研究未引述法定依据使监管措施缺乏刚性来源。《中华人民共和国安全生产法》第四十九条明确规定：生产经营单位不得将生产经营项目、场所、设备发包或者出租给不具备安全生产条件或者相应资质的单位或者个人；发包或者出租给其他单位的，应当与承包单位、承租单位签订专门的安全生产管理协议，或者在承包合同、租赁合同中约定各自的安全生产管理职责；生产经营单位对承包单位、承租单位的安全生产工作统一协调、管理，定期进行安全检查，发现安全问题的，应当及时督促整改[14]。该条确立的“统一协调管理”义务，是本文全部监管措施的法律基础。主要法定要求及其对应的监管动作如表 1 所示。</w:t>
       </w:r>
     </w:p>
     <w:p>
@@ -494,7 +462,7 @@
                 <w:b w:val="0"/>
                 <w:sz w:val="18"/>
               </w:rPr>
-              <w:t>生产经营项目、场所发包或者出租的，应当签订专门的安全生产管理协议或在合同中约定各自的安全生产管理职责，并对承包单位、承租单位的安全生产工作统一协调、管理</w:t>
+              <w:t>签订专门的安全生产管理协议或在合同中约定各自安全生产管理职责；对承包单位安全生产工作统一协调、管理，定期检查并督促整改</w:t>
             </w:r>
           </w:p>
         </w:tc>
@@ -536,7 +504,7 @@
                 <w:b w:val="0"/>
                 <w:sz w:val="18"/>
               </w:rPr>
-              <w:t>《安全生产法》关于特种作业的规定</w:t>
+              <w:t>《安全生产法》特种作业规定</w:t>
             </w:r>
           </w:p>
         </w:tc>
@@ -598,7 +566,7 @@
                 <w:b w:val="0"/>
                 <w:sz w:val="18"/>
               </w:rPr>
-              <w:t>《危险化学品企业特殊作业安全规范》(GB 30871)</w:t>
+              <w:t>《危险化学品企业特殊作业安全规范》</w:t>
             </w:r>
           </w:p>
         </w:tc>
@@ -618,7 +586,7 @@
                 <w:b w:val="0"/>
                 <w:sz w:val="18"/>
               </w:rPr>
-              <w:t>动火、受限空间、高处、临时用电等八类特殊作业实行作业许可管理</w:t>
+              <w:t>动火、受限空间、高处、临时用电等特殊作业实行作业许可管理</w:t>
             </w:r>
           </w:p>
         </w:tc>
@@ -638,7 +606,7 @@
                 <w:b w:val="0"/>
                 <w:sz w:val="18"/>
               </w:rPr>
-              <w:t>推行电子作业票；作业前审批、作业中监护、作业后关闭</w:t>
+              <w:t>推行电子作业票；作业前审批、作业中监护、作业后关闭[15]</w:t>
             </w:r>
           </w:p>
         </w:tc>
@@ -748,7 +716,7 @@
                 <w:b w:val="0"/>
                 <w:sz w:val="18"/>
               </w:rPr>
-              <w:t>建设工程施工企业按工程造价一定比例提取安全生产费用</w:t>
+              <w:t>施工企业按工程造价一定比例提取安全生产费用</w:t>
             </w:r>
           </w:p>
         </w:tc>
@@ -819,7 +787,7 @@
           <w:b w:val="0"/>
           <w:sz w:val="24"/>
         </w:rPr>
-        <w:t>为使“精细化”落到具体动作上，本文引入屏障分析（Bow-tie）工具，把相关方作业风险表达为“致因—失控事件—后果”的链条，并在链条两侧设置预防屏障与缓解屏障，如图 2 所示。</w:t>
+        <w:t>屏障分析把抽象的“加强管理”转换为每一道屏障的具体可查验动作，这是精细化管理落地的关键工具，其结构如图 2 所示。该工具把相关方作业风险表达为“致因—失控事件—后果”的链条，并在链条两侧分别设置预防屏障与缓解屏障[16]。其价值在于：准入审核对应资质与业绩核验，作业前交底对应风险告知记录，作业票对应审批签字与监护人到岗，旁站对应现场监督记录——屏障是否有效可通过检查这些记录是否存在、是否规范来判定，从而使监管从“看现场感觉”转向“查屏障完整性”。这与双重预防机制（风险分级管控与隐患排查治理）的基本逻辑一致[1]。</w:t>
       </w:r>
     </w:p>
     <w:p>
@@ -831,7 +799,7 @@
       <w:r>
         <w:drawing>
           <wp:inline xmlns:a="http://schemas.openxmlformats.org/drawingml/2006/main" xmlns:pic="http://schemas.openxmlformats.org/drawingml/2006/picture">
-            <wp:extent cx="5580000" cy="2847094"/>
+            <wp:extent cx="5580000" cy="3061914"/>
             <wp:docPr id="2" name="Picture 2"/>
             <wp:cNvGraphicFramePr>
               <a:graphicFrameLocks noChangeAspect="1"/>
@@ -852,7 +820,7 @@
                   <pic:spPr>
                     <a:xfrm>
                       <a:off x="0" y="0"/>
-                      <a:ext cx="5580000" cy="2847094"/>
+                      <a:ext cx="5580000" cy="3061914"/>
                     </a:xfrm>
                     <a:prstGeom prst="rect"/>
                   </pic:spPr>
@@ -879,37 +847,6 @@
     </w:p>
     <w:p>
       <w:pPr>
-        <w:spacing w:before="0" w:after="0" w:line="360" w:lineRule="auto"/>
-        <w:ind w:firstLine="480"/>
-        <w:jc w:val="both"/>
-      </w:pPr>
-      <w:r>
-        <w:rPr>
-          <w:rFonts w:ascii="Times New Roman" w:hAnsi="Times New Roman" w:eastAsia="宋体"/>
-          <w:b w:val="0"/>
-          <w:sz w:val="24"/>
-        </w:rPr>
-        <w:t>屏障分析的价值在于，它把抽象的“加强管理”转换为</w:t>
-      </w:r>
-      <w:r>
-        <w:rPr>
-          <w:rFonts w:ascii="Times New Roman" w:hAnsi="Times New Roman" w:eastAsia="宋体"/>
-          <w:b/>
-          <w:sz w:val="24"/>
-        </w:rPr>
-        <w:t>每一道屏障的具体可查验动作</w:t>
-      </w:r>
-      <w:r>
-        <w:rPr>
-          <w:rFonts w:ascii="Times New Roman" w:hAnsi="Times New Roman" w:eastAsia="宋体"/>
-          <w:b w:val="0"/>
-          <w:sz w:val="24"/>
-        </w:rPr>
-        <w:t>：准入审核对应资质与业绩核验，作业前交底对应风险告知记录，作业票对应审批签字与监护人到岗，旁站对应现场监督记录。屏障是否有效，可通过检查这些记录是否存在、是否规范来判定，从而使监管从“看现场感觉”转向“查屏障完整性”。这与双重预防机制（风险分级管控 + 隐患排查治理）的基本逻辑一致[1]。</w:t>
-      </w:r>
-    </w:p>
-    <w:p>
-      <w:pPr>
         <w:keepNext/>
         <w:spacing w:before="240" w:after="120" w:line="360" w:lineRule="auto"/>
         <w:jc w:val="left"/>
@@ -925,17 +862,17 @@
     </w:p>
     <w:p>
       <w:pPr>
-        <w:keepNext/>
-        <w:spacing w:before="160" w:after="80" w:line="360" w:lineRule="auto"/>
-        <w:jc w:val="left"/>
+        <w:spacing w:before="0" w:after="0" w:line="360" w:lineRule="auto"/>
+        <w:ind w:firstLine="480"/>
+        <w:jc w:val="both"/>
       </w:pPr>
       <w:r>
         <w:rPr>
-          <w:rFonts w:ascii="Times New Roman" w:hAnsi="Times New Roman" w:eastAsia="黑体"/>
+          <w:rFonts w:ascii="Times New Roman" w:hAnsi="Times New Roman" w:eastAsia="宋体"/>
           <w:b w:val="0"/>
-          <w:sz w:val="28"/>
+          <w:sz w:val="24"/>
         </w:rPr>
-        <w:t>3.1  分类管理流于形式，风险特征差异未被体现</w:t>
+        <w:t>第一类问题是分类管理流于形式，不同类型相关方的风险特征差异未被体现。目前企业已建立较为完善的相关方安全管理体系，通过合同约定、安全协议、入场教育和现场检查等手段实施监管，但部分流程仍以满足基本合规为主。施工单位侧重现场作业风险，设备维保单位集中于设备运行与检修风险，物流辅助单位以车辆与装卸作业风险为主，物业服务单位则关注日常服务过程的安全；使用单一监管模式将导致高风险对象监管不足、低风险对象监管过度的双重失配。</w:t>
       </w:r>
     </w:p>
     <w:p>
@@ -950,22 +887,7 @@
           <w:b w:val="0"/>
           <w:sz w:val="24"/>
         </w:rPr>
-        <w:t>目前企业已建立较为完善的相关方安全管理体系，通过合同约定、安全协议、入场教育和现场检查等手段实施监管，但部分流程仍以满足基本合规为主。不同类型相关方面临的风险类型差异显著：施工单位侧重现场作业风险，设备维保单位集中于设备运行与检修风险，物流辅助单位以车辆与装卸作业风险为主，物业服务单位则关注日常服务过程的安全。使用单一监管模式将导致资源配置不当——高风险对象监管不足，低风险对象监管过度。</w:t>
-      </w:r>
-    </w:p>
-    <w:p>
-      <w:pPr>
-        <w:keepNext/>
-        <w:spacing w:before="160" w:after="80" w:line="360" w:lineRule="auto"/>
-        <w:jc w:val="left"/>
-      </w:pPr>
-      <w:r>
-        <w:rPr>
-          <w:rFonts w:ascii="Times New Roman" w:hAnsi="Times New Roman" w:eastAsia="黑体"/>
-          <w:b w:val="0"/>
-          <w:sz w:val="28"/>
-        </w:rPr>
-        <w:t>3.2  责任界面模糊，且缺乏经济约束</w:t>
+        <w:t>第二类问题是责任界面模糊且缺乏经济约束，这是既有研究普遍回避的关键点。相关方安全管理涉及企业、归口管理部门、服务单位及现场作业人员多个主体，但企业与相关方之间的责任界面往往不够明确。更实质的问题在于：相关方是外部市场主体，仅靠“明确责任”而无经济约束，其守约动力缺乏来源；实践中真正起作用的是安全费用的支付条件与后续合作资格。</w:t>
       </w:r>
     </w:p>
     <w:p>
@@ -980,97 +902,7 @@
           <w:b w:val="0"/>
           <w:sz w:val="24"/>
         </w:rPr>
-        <w:t>相关方安全管理涉及企业、归口管理部门、服务单位及现场作业人员多个主体，但企业与相关方之间的责任界面往往不够明确。更关键的问题是：相关方是外部市场主体，仅靠“明确责任”而无经济约束，其守约动力缺乏来源。实践中真正起作用的是费用与续签资格，而既有研究普遍回避了这一点。</w:t>
-      </w:r>
-    </w:p>
-    <w:p>
-      <w:pPr>
-        <w:keepNext/>
-        <w:spacing w:before="160" w:after="80" w:line="360" w:lineRule="auto"/>
-        <w:jc w:val="left"/>
-      </w:pPr>
-      <w:r>
-        <w:rPr>
-          <w:rFonts w:ascii="Times New Roman" w:hAnsi="Times New Roman" w:eastAsia="黑体"/>
-          <w:b w:val="0"/>
-          <w:sz w:val="28"/>
-        </w:rPr>
-        <w:t>3.3  风险辨识停留在常规要求层面</w:t>
-      </w:r>
-    </w:p>
-    <w:p>
-      <w:pPr>
-        <w:spacing w:before="0" w:after="0" w:line="360" w:lineRule="auto"/>
-        <w:ind w:firstLine="480"/>
-        <w:jc w:val="both"/>
-      </w:pPr>
-      <w:r>
-        <w:rPr>
-          <w:rFonts w:ascii="Times New Roman" w:hAnsi="Times New Roman" w:eastAsia="宋体"/>
-          <w:b w:val="0"/>
-          <w:sz w:val="24"/>
-        </w:rPr>
-        <w:t>尽管企业已开展风险辨识工作，但针对相关方作业特点的专项分析仍显不足。对临时性、阶段性作业，风险识别往往停留在常规要求层面，未能充分关注作业环境、人员、设备状态的动态变化；交叉作业与变更作业这两个事故高发环节尤其缺乏专门规则。</w:t>
-      </w:r>
-    </w:p>
-    <w:p>
-      <w:pPr>
-        <w:keepNext/>
-        <w:spacing w:before="160" w:after="80" w:line="360" w:lineRule="auto"/>
-        <w:jc w:val="left"/>
-      </w:pPr>
-      <w:r>
-        <w:rPr>
-          <w:rFonts w:ascii="Times New Roman" w:hAnsi="Times New Roman" w:eastAsia="黑体"/>
-          <w:b w:val="0"/>
-          <w:sz w:val="28"/>
-        </w:rPr>
-        <w:t>3.4  过程监管手段传统，动态跟踪能力不足</w:t>
-      </w:r>
-    </w:p>
-    <w:p>
-      <w:pPr>
-        <w:spacing w:before="0" w:after="0" w:line="360" w:lineRule="auto"/>
-        <w:ind w:firstLine="480"/>
-        <w:jc w:val="both"/>
-      </w:pPr>
-      <w:r>
-        <w:rPr>
-          <w:rFonts w:ascii="Times New Roman" w:hAnsi="Times New Roman" w:eastAsia="宋体"/>
-          <w:b w:val="0"/>
-          <w:sz w:val="24"/>
-        </w:rPr>
-        <w:t>相关方监管主要依赖现场检查和资料审核，对相关方日常履责情况、风险变化趋势及安全管理能力的评价缺乏持续跟踪。在相关方数量较多的情况下，仅通过人工检查难以实现全过程覆盖[5]。</w:t>
-      </w:r>
-    </w:p>
-    <w:p>
-      <w:pPr>
-        <w:keepNext/>
-        <w:spacing w:before="160" w:after="80" w:line="360" w:lineRule="auto"/>
-        <w:jc w:val="left"/>
-      </w:pPr>
-      <w:r>
-        <w:rPr>
-          <w:rFonts w:ascii="Times New Roman" w:hAnsi="Times New Roman" w:eastAsia="黑体"/>
-          <w:b w:val="0"/>
-          <w:sz w:val="28"/>
-        </w:rPr>
-        <w:t>3.5  评价激励机制不完善，正向引导缺失</w:t>
-      </w:r>
-    </w:p>
-    <w:p>
-      <w:pPr>
-        <w:spacing w:before="0" w:after="0" w:line="360" w:lineRule="auto"/>
-        <w:ind w:firstLine="480"/>
-        <w:jc w:val="both"/>
-      </w:pPr>
-      <w:r>
-        <w:rPr>
-          <w:rFonts w:ascii="Times New Roman" w:hAnsi="Times New Roman" w:eastAsia="宋体"/>
-          <w:b w:val="0"/>
-          <w:sz w:val="24"/>
-        </w:rPr>
-        <w:t>目前对相关方的考核主要集中在违章处罚和隐患整改，对安全表现优秀的相关方缺乏激励措施，尚未形成有效的正向引导机制，相关方仍处于“被动接受监管”状态。</w:t>
+        <w:t>第三类问题是风险辨识与过程监管的手段滞后于作业形态的变化。对临时性、阶段性作业，风险识别往往停留在常规要求层面，未能充分关注作业环境、人员、设备状态的动态变化，交叉作业与变更作业这两个事故高发环节尤其缺乏专门规则；而相关方监管主要依赖现场检查和资料审核，对日常履责情况、风险变化趋势与安全管理能力的评价缺乏持续跟踪，在相关方数量较多时难以实现全过程覆盖[5]。与之相连的是评价激励机制不完善——考核集中在违章处罚和隐患整改，对安全表现优秀的相关方缺乏激励，相关方始终处于被动接受监管的状态。</w:t>
       </w:r>
     </w:p>
     <w:p>
@@ -1115,9 +947,132 @@
           <w:b w:val="0"/>
           <w:sz w:val="24"/>
         </w:rPr>
-        <w:t>本文提出以作业风险与管理能力构成的二维定级模型，取代单一维度的分类。横轴为相关方安全管理能力评分，纵轴为作业风险等级，交叉形成九宫格，如图 3 所示。</w:t>
+        <w:t>本文提出以作业风险与管理能力构成的二维定级模型取代单一维度的分类，其结构如图 3 所示。作业风险采用作业条件危险性评价法计算，如式（1）所示，其中 L 为事故发生可能性、E 为人员暴露于危险环境的频繁程度、C 为事故可能造成的后果严重度。</w:t>
       </w:r>
     </w:p>
+    <w:tbl>
+      <w:tblPr>
+        <w:tblW w:type="auto" w:w="0"/>
+        <w:jc w:val="center"/>
+        <w:tblLayout w:type="fixed"/>
+        <w:tblLook w:firstColumn="1" w:firstRow="1" w:lastColumn="0" w:lastRow="0" w:noHBand="0" w:noVBand="1" w:val="04A0"/>
+        <w:tblBorders>
+          <w:top w:val="none" w:sz="0" w:space="0" w:color="000000"/>
+          <w:left w:val="none" w:sz="0" w:space="0" w:color="000000"/>
+          <w:bottom w:val="none" w:sz="0" w:space="0" w:color="000000"/>
+          <w:right w:val="none" w:sz="0" w:space="0" w:color="000000"/>
+          <w:insideH w:val="none" w:sz="0" w:space="0" w:color="000000"/>
+          <w:insideV w:val="none" w:sz="0" w:space="0" w:color="000000"/>
+        </w:tblBorders>
+      </w:tblPr>
+      <w:tblGrid>
+        <w:gridCol w:w="2946"/>
+        <w:gridCol w:w="2946"/>
+        <w:gridCol w:w="2946"/>
+      </w:tblGrid>
+      <w:tr>
+        <w:tc>
+          <w:tcPr>
+            <w:tcW w:type="dxa" w:w="1134"/>
+          </w:tcPr>
+          <w:p>
+            <w:pPr>
+              <w:spacing w:before="120" w:after="120" w:line="360" w:lineRule="auto"/>
+              <w:jc w:val="left"/>
+            </w:pPr>
+          </w:p>
+        </w:tc>
+        <w:tc>
+          <w:tcPr>
+            <w:tcW w:type="dxa" w:w="6236"/>
+          </w:tcPr>
+          <w:p>
+            <w:pPr>
+              <w:spacing w:before="120" w:after="120" w:line="360" w:lineRule="auto"/>
+              <w:jc w:val="center"/>
+            </w:pPr>
+            <m:oMath>
+              <m:sSub>
+                <m:e>
+                  <m:r>
+                    <m:t xml:space="preserve">D</m:t>
+                  </m:r>
+                </m:e>
+                <m:sub>
+                  <m:r>
+                    <m:t xml:space="preserve">i</m:t>
+                  </m:r>
+                </m:sub>
+              </m:sSub>
+              <m:r>
+                <m:t xml:space="preserve">=</m:t>
+              </m:r>
+              <m:sSub>
+                <m:e>
+                  <m:r>
+                    <m:t xml:space="preserve">L</m:t>
+                  </m:r>
+                </m:e>
+                <m:sub>
+                  <m:r>
+                    <m:t xml:space="preserve">i</m:t>
+                  </m:r>
+                </m:sub>
+              </m:sSub>
+              <m:r>
+                <m:t xml:space="preserve">× </m:t>
+              </m:r>
+              <m:sSub>
+                <m:e>
+                  <m:r>
+                    <m:t xml:space="preserve">E</m:t>
+                  </m:r>
+                </m:e>
+                <m:sub>
+                  <m:r>
+                    <m:t xml:space="preserve">i</m:t>
+                  </m:r>
+                </m:sub>
+              </m:sSub>
+              <m:r>
+                <m:t xml:space="preserve">× </m:t>
+              </m:r>
+              <m:sSub>
+                <m:e>
+                  <m:r>
+                    <m:t xml:space="preserve">C</m:t>
+                  </m:r>
+                </m:e>
+                <m:sub>
+                  <m:r>
+                    <m:t xml:space="preserve">i</m:t>
+                  </m:r>
+                </m:sub>
+              </m:sSub>
+            </m:oMath>
+          </w:p>
+        </w:tc>
+        <w:tc>
+          <w:tcPr>
+            <w:tcW w:type="dxa" w:w="1134"/>
+          </w:tcPr>
+          <w:p>
+            <w:pPr>
+              <w:spacing w:before="120" w:after="120" w:line="360" w:lineRule="auto"/>
+              <w:jc w:val="right"/>
+            </w:pPr>
+            <w:r>
+              <w:rPr>
+                <w:rFonts w:ascii="Times New Roman" w:hAnsi="Times New Roman" w:eastAsia="宋体"/>
+                <w:b w:val="0"/>
+                <w:sz w:val="24"/>
+              </w:rPr>
+              <w:t>（1）</w:t>
+            </w:r>
+          </w:p>
+        </w:tc>
+      </w:tr>
+    </w:tbl>
     <w:p>
       <w:pPr>
         <w:spacing w:before="0" w:after="0" w:line="360" w:lineRule="auto"/>
@@ -1130,7 +1085,7 @@
           <w:b w:val="0"/>
           <w:sz w:val="24"/>
         </w:rPr>
-        <w:t>作业风险采用 LEC 作业条件危险性评价法计算：D = L × E × C，其中 L 为事故发生可能性，E 为人员暴露于危险环境的频繁程度，C 为事故可能造成的后果严重度。按 D 值分为高风险（D&gt;160）、中风险（70&lt;D≤160）、低风险（D≤70）三档。安全管理能力评分采用第 5.3 节的指标体系与组合权重计算，按得分分为能力强（≥80 分）、能力中（60～80 分）、能力弱（&lt;60 分）三档。</w:t>
+        <w:t>按 D 值分为高风险（D&gt;160）、中风险（70&lt;D≤160）、低风险（D≤70）三档；安全管理能力评分采用第 5.3 节的指标体系与组合权重计算，按得分分为能力强（≥80 分）、能力中（60～80 分）、能力弱（&lt;60 分）三档。两个维度交叉形成九宫格，对应 A、B、C 三级监管强度。</w:t>
       </w:r>
     </w:p>
     <w:p>
@@ -1142,7 +1097,7 @@
       <w:r>
         <w:drawing>
           <wp:inline xmlns:a="http://schemas.openxmlformats.org/drawingml/2006/main" xmlns:pic="http://schemas.openxmlformats.org/drawingml/2006/picture">
-            <wp:extent cx="4140000" cy="3755609"/>
+            <wp:extent cx="4140000" cy="2760000"/>
             <wp:docPr id="3" name="Picture 3"/>
             <wp:cNvGraphicFramePr>
               <a:graphicFrameLocks noChangeAspect="1"/>
@@ -1163,7 +1118,7 @@
                   <pic:spPr>
                     <a:xfrm>
                       <a:off x="0" y="0"/>
-                      <a:ext cx="4140000" cy="3755609"/>
+                      <a:ext cx="4140000" cy="2760000"/>
                     </a:xfrm>
                     <a:prstGeom prst="rect"/>
                   </pic:spPr>
@@ -1200,23 +1155,7 @@
           <w:b w:val="0"/>
           <w:sz w:val="24"/>
         </w:rPr>
-        <w:t>九宫格对应三级监管强度：A 级实行专人旁站、全过程监督，月度检查不少于 2 次，作业逐项审批；B 级实行重点抽查、作业前审批，月度检查 1 次；C 级实行常态管理、季度检查，以资料核验为主。定级逻辑遵循一条基本原则：</w:t>
-      </w:r>
-      <w:r>
-        <w:rPr>
-          <w:rFonts w:ascii="Times New Roman" w:hAnsi="Times New Roman" w:eastAsia="宋体"/>
-          <w:b/>
-          <w:sz w:val="24"/>
-        </w:rPr>
-        <w:t>风险越高、能力越弱，监管强度越高</w:t>
-      </w:r>
-      <w:r>
-        <w:rPr>
-          <w:rFonts w:ascii="Times New Roman" w:hAnsi="Times New Roman" w:eastAsia="宋体"/>
-          <w:b w:val="0"/>
-          <w:sz w:val="24"/>
-        </w:rPr>
-        <w:t>。值得注意的是，高风险但能力强的相关方（B1 级）监管强度低于中风险但能力弱的相关方（A2 级）——这体现了监管资源应向“最可能出事”而非“最可能造成后果”的对象倾斜。</w:t>
+        <w:t>定级逻辑遵循“风险越高、能力越弱，监管强度越高”这一基本原则，其中一个值得注意的推论是：高风险但能力强的相关方（B1 级）监管强度低于中风险但能力弱的相关方（A2 级）。这体现了监管资源应向“最可能失控”而非“后果最严重”的对象倾斜——后果严重度已在风险值中被计入，而管理能力刻画的是失控概率，在资源有限时后者对边际风险削减的贡献更大。这一取向与传统上“抓大项目、盯高危工程”的经验做法存在差异，值得在实践中检验。</w:t>
       </w:r>
     </w:p>
     <w:p>
@@ -1246,7 +1185,7 @@
           <w:b w:val="0"/>
           <w:sz w:val="24"/>
         </w:rPr>
-        <w:t>为检验模型的区分能力，本文构造 60 家相关方的情景样本，按工程施工、设备维护、物流辅助、服务保障四类设定不同的 L、E、C 分布与能力评分分布，分布参数依据烟草商业企业相关方的通常构成设定。</w:t>
+        <w:t>为检验模型的区分能力，本文构造 60 家相关方的情景样本，按四类相关方设定不同的风险与能力分布参数，样本概况如表 2 所示。</w:t>
       </w:r>
       <w:r>
         <w:rPr>
@@ -1262,7 +1201,7 @@
           <w:b w:val="0"/>
           <w:sz w:val="24"/>
         </w:rPr>
-        <w:t>样本概况如表 2 所示，定级结果的二维分布如图 4 所示。</w:t>
+        <w:t xml:space="preserve"> 定级结果在二维平面上的分布如图 4 所示。</w:t>
       </w:r>
     </w:p>
     <w:p>
@@ -2076,7 +2015,7 @@
           <w:b w:val="0"/>
           <w:sz w:val="18"/>
         </w:rPr>
-        <w:t>注：D = L×E×C；高风险指 D&gt;160。能力评分为百分制。</w:t>
+        <w:t>注：高风险指 D&gt;160；能力评分为百分制。</w:t>
       </w:r>
     </w:p>
     <w:p>
@@ -2146,38 +2085,7 @@
           <w:b w:val="0"/>
           <w:sz w:val="24"/>
         </w:rPr>
-        <w:t>由表 2 与图 4 可见，四类相关方的风险分布差异极为显著：工程施工类风险值均值达 268.4，高风险占比 91.7%；设备维护类均值 94.8，高风险占比 18.8%；物流辅助类与服务保障类的高风险占比均为 0。</w:t>
-      </w:r>
-      <w:r>
-        <w:rPr>
-          <w:rFonts w:ascii="Times New Roman" w:hAnsi="Times New Roman" w:eastAsia="宋体"/>
-          <w:b/>
-          <w:sz w:val="24"/>
-        </w:rPr>
-        <w:t>这从数据侧证明了统一标准监管的不合理性</w:t>
-      </w:r>
-      <w:r>
-        <w:rPr>
-          <w:rFonts w:ascii="Times New Roman" w:hAnsi="Times New Roman" w:eastAsia="宋体"/>
-          <w:b w:val="0"/>
-          <w:sz w:val="24"/>
-        </w:rPr>
-        <w:t>——若对全部相关方采用相同的检查频次，既会使工程施工类相关方的监管严重不足，也会在服务保障类上浪费监管资源。</w:t>
-      </w:r>
-    </w:p>
-    <w:p>
-      <w:pPr>
-        <w:spacing w:before="0" w:after="0" w:line="360" w:lineRule="auto"/>
-        <w:ind w:firstLine="480"/>
-        <w:jc w:val="both"/>
-      </w:pPr>
-      <w:r>
-        <w:rPr>
-          <w:rFonts w:ascii="Times New Roman" w:hAnsi="Times New Roman" w:eastAsia="宋体"/>
-          <w:b w:val="0"/>
-          <w:sz w:val="24"/>
-        </w:rPr>
-        <w:t>按二维模型定级的结果为：A1 级 7 家、A2 级 8 家、B1 级 10 家、B2 级 6 家、C1 级 22 家、C2 级 7 家。即需要重点监管的 A 级对象共 15 家，占全部相关方的 25.0%，监管资源应主要投向这一部分。</w:t>
+        <w:t>四类相关方的风险分布差异极为显著，这从数据侧证明了统一标准监管的不合理性，如表 2 与图 4 所示。工程施工类风险值均值达 268.4、高风险占比 91.7%；设备维护类均值 94.8、高风险占比 18.8%；物流辅助类与服务保障类的高风险占比均为 0。若对全部相关方采用相同的检查频次，既会使工程施工类的监管严重不足，也会在服务保障类上浪费监管资源。按二维模型定级的结果为 A1 级 7 家、A2 级 8 家、B1 级 10 家、B2 级 6 家、C1 级 22 家、C2 级 7 家，需要重点监管的 A 级对象共 15 家，占全部相关方的 25.0%。</w:t>
       </w:r>
     </w:p>
     <w:p>
@@ -2207,7 +2115,7 @@
           <w:b w:val="0"/>
           <w:sz w:val="24"/>
         </w:rPr>
-        <w:t>定级结果须对应到具体的监管动作，否则分级没有意义。表 3 给出三级监管强度的具体措施清单。</w:t>
+        <w:t>定级结果必须对应到具体的监管动作，否则分级没有意义，措施清单如表 3 所示。三级监管强度在检查频次、作业管控、资料核验与经济约束四个方面形成梯度，且等级每半年动态调整一次，依据为最近半年的检查结果与安全绩效评价得分，使相关方的改进努力能够转化为监管负担的降低。</w:t>
       </w:r>
     </w:p>
     <w:p>
@@ -2748,23 +2656,7 @@
           <w:b w:val="0"/>
           <w:sz w:val="24"/>
         </w:rPr>
-        <w:t>相关方安全风险贯穿准入、合同、作业、验收、评价全过程。本文构建的闭环监管流程如图 5 所示，包含六个环节，关键在于</w:t>
-      </w:r>
-      <w:r>
-        <w:rPr>
-          <w:rFonts w:ascii="Times New Roman" w:hAnsi="Times New Roman" w:eastAsia="宋体"/>
-          <w:b/>
-          <w:sz w:val="24"/>
-        </w:rPr>
-        <w:t>评价结果回流至准入环节</w:t>
-      </w:r>
-      <w:r>
-        <w:rPr>
-          <w:rFonts w:ascii="Times New Roman" w:hAnsi="Times New Roman" w:eastAsia="宋体"/>
-          <w:b w:val="0"/>
-          <w:sz w:val="24"/>
-        </w:rPr>
-        <w:t>，形成对相关方的持续约束。</w:t>
+        <w:t>相关方安全风险贯穿准入、合同、作业、验收、评价全过程，闭环的关键在于评价结果回流至准入环节，如图 5 所示。在准入审核环节，除资质与服务能力外应重点审核安全管理体系建设情况、安全人员配置、安全培训机制以及类似项目的安全管理表现；在合同与安全协议环节应明确双方安全责任、风险防控要求、违章处理方式与事故责任承担；在作业前交底环节应完成风险告知并办理电子作业票；在作业中监督环节应针对重点作业、特殊作业和高风险环节落实作业审批、安全交底、现场监护与隐患检查，并对变更作业重新评估；在验收与绩效评价环节应对相关方安全管理表现进行量化评分并归档；在分析改进环节应对隐患做归因分析，从制度、能力、流程三个层面推动改进。</w:t>
       </w:r>
     </w:p>
     <w:p>
@@ -2776,7 +2668,7 @@
       <w:r>
         <w:drawing>
           <wp:inline xmlns:a="http://schemas.openxmlformats.org/drawingml/2006/main" xmlns:pic="http://schemas.openxmlformats.org/drawingml/2006/picture">
-            <wp:extent cx="4320000" cy="2450588"/>
+            <wp:extent cx="4140000" cy="2760000"/>
             <wp:docPr id="5" name="Picture 5"/>
             <wp:cNvGraphicFramePr>
               <a:graphicFrameLocks noChangeAspect="1"/>
@@ -2797,7 +2689,7 @@
                   <pic:spPr>
                     <a:xfrm>
                       <a:off x="0" y="0"/>
-                      <a:ext cx="4320000" cy="2450588"/>
+                      <a:ext cx="4140000" cy="2760000"/>
                     </a:xfrm>
                     <a:prstGeom prst="rect"/>
                   </pic:spPr>
@@ -2820,21 +2712,6 @@
           <w:sz w:val="21"/>
         </w:rPr>
         <w:t>图 5  相关方安全管理的全过程闭环监管流程</w:t>
-      </w:r>
-    </w:p>
-    <w:p>
-      <w:pPr>
-        <w:spacing w:before="0" w:after="0" w:line="360" w:lineRule="auto"/>
-        <w:ind w:firstLine="480"/>
-        <w:jc w:val="both"/>
-      </w:pPr>
-      <w:r>
-        <w:rPr>
-          <w:rFonts w:ascii="Times New Roman" w:hAnsi="Times New Roman" w:eastAsia="宋体"/>
-          <w:b w:val="0"/>
-          <w:sz w:val="24"/>
-        </w:rPr>
-        <w:t>在准入审核环节，除资质与服务能力外，应重点审核安全管理体系建设情况、安全人员配置、安全培训机制以及类似项目的安全管理表现。在合同与安全协议环节，应明确双方安全责任、风险防控要求、违章处理方式与事故责任承担。在作业前交底环节，应完成风险告知并办理电子作业票。在作业中监督环节，应针对重点作业、特殊作业和高风险环节落实作业审批、安全交底、现场监护与隐患检查，并对变更作业重新评估。在验收与绩效评价环节，应对相关方安全管理表现进行量化评分并归档。在分析改进环节，应对隐患做归因分析，从制度、能力、流程三个层面推动改进。</w:t>
       </w:r>
     </w:p>
     <w:p>
@@ -2864,7 +2741,7 @@
           <w:b w:val="0"/>
           <w:sz w:val="24"/>
         </w:rPr>
-        <w:t>责任落实必须有经济约束作为支撑。本文提出四类可直接写入合同、无需新增管理机构的杠杆，如表 4 所示。</w:t>
+        <w:t>责任落实必须有经济约束作为支撑，本文提出四类可直接写入合同、无需新增管理机构的杠杆，如表 4 所示。这四类杠杆的共同特点是把安全表现转化为可计量的经济后果：安全生产费用专款专用保障投入不被压缩，安全履约保证金把违章成本前置到相关方，违章计分制形成累进式约束，评价结果与准入挂钩则把安全表现转化为后续的市场机会。相比于反复强调“落实主体责任”，这四条更能改变外部市场主体的行为。</w:t>
       </w:r>
     </w:p>
     <w:p>
@@ -3290,7 +3167,7 @@
                 <w:b w:val="0"/>
                 <w:sz w:val="18"/>
               </w:rPr>
-              <w:t>安全绩效评价结果与续签、优质优价、供应商库分级直接关联；设红黑名单，黑名单单位一定期限内不得入围</w:t>
+              <w:t>评价结果与续签、优质优价、供应商库分级关联；设红黑名单，黑名单单位一定期限内不得入围</w:t>
             </w:r>
           </w:p>
         </w:tc>
@@ -3384,7 +3261,471 @@
           <w:b w:val="0"/>
           <w:sz w:val="24"/>
         </w:rPr>
-        <w:t>评价指标必须能算出权重，否则评价结果不具可比性。本文构建六项指标的评价体系，采用 AHP 与熵权法组合赋权，结果如表 5 与图 6 所示。</w:t>
+        <w:t>评价指标必须能算出权重，否则评价结果不具可比性，本文采用 AHP 与熵权法组合赋权，如式（2）所示[17]。</w:t>
+      </w:r>
+    </w:p>
+    <w:tbl>
+      <w:tblPr>
+        <w:tblW w:type="auto" w:w="0"/>
+        <w:jc w:val="center"/>
+        <w:tblLayout w:type="fixed"/>
+        <w:tblLook w:firstColumn="1" w:firstRow="1" w:lastColumn="0" w:lastRow="0" w:noHBand="0" w:noVBand="1" w:val="04A0"/>
+        <w:tblBorders>
+          <w:top w:val="none" w:sz="0" w:space="0" w:color="000000"/>
+          <w:left w:val="none" w:sz="0" w:space="0" w:color="000000"/>
+          <w:bottom w:val="none" w:sz="0" w:space="0" w:color="000000"/>
+          <w:right w:val="none" w:sz="0" w:space="0" w:color="000000"/>
+          <w:insideH w:val="none" w:sz="0" w:space="0" w:color="000000"/>
+          <w:insideV w:val="none" w:sz="0" w:space="0" w:color="000000"/>
+        </w:tblBorders>
+      </w:tblPr>
+      <w:tblGrid>
+        <w:gridCol w:w="2946"/>
+        <w:gridCol w:w="2946"/>
+        <w:gridCol w:w="2946"/>
+      </w:tblGrid>
+      <w:tr>
+        <w:tc>
+          <w:tcPr>
+            <w:tcW w:type="dxa" w:w="1134"/>
+          </w:tcPr>
+          <w:p>
+            <w:pPr>
+              <w:spacing w:before="120" w:after="120" w:line="360" w:lineRule="auto"/>
+              <w:jc w:val="left"/>
+            </w:pPr>
+          </w:p>
+        </w:tc>
+        <w:tc>
+          <w:tcPr>
+            <w:tcW w:type="dxa" w:w="6236"/>
+          </w:tcPr>
+          <w:p>
+            <w:pPr>
+              <w:spacing w:before="120" w:after="120" w:line="360" w:lineRule="auto"/>
+              <w:jc w:val="center"/>
+            </w:pPr>
+            <m:oMath>
+              <m:sSub>
+                <m:e>
+                  <m:r>
+                    <m:t xml:space="preserve">w</m:t>
+                  </m:r>
+                </m:e>
+                <m:sub>
+                  <m:r>
+                    <m:t xml:space="preserve">j</m:t>
+                  </m:r>
+                </m:sub>
+              </m:sSub>
+              <m:r>
+                <m:t xml:space="preserve">=</m:t>
+              </m:r>
+              <m:f>
+                <m:fPr>
+                  <m:type m:val="bar"/>
+                </m:fPr>
+                <m:num>
+                  <m:rad>
+                    <m:radPr>
+                      <m:degHide m:val="1"/>
+                    </m:radPr>
+                    <m:deg/>
+                    <m:e>
+                      <m:sSubSup>
+                        <m:e>
+                          <m:r>
+                            <m:t xml:space="preserve">w</m:t>
+                          </m:r>
+                        </m:e>
+                        <m:sub>
+                          <m:r>
+                            <m:t xml:space="preserve">j</m:t>
+                          </m:r>
+                        </m:sub>
+                        <m:sup>
+                          <m:r>
+                            <m:t xml:space="preserve">A</m:t>
+                          </m:r>
+                        </m:sup>
+                      </m:sSubSup>
+                      <m:r>
+                        <m:t xml:space="preserve"> </m:t>
+                      </m:r>
+                      <m:sSubSup>
+                        <m:e>
+                          <m:r>
+                            <m:t xml:space="preserve">w</m:t>
+                          </m:r>
+                        </m:e>
+                        <m:sub>
+                          <m:r>
+                            <m:t xml:space="preserve">j</m:t>
+                          </m:r>
+                        </m:sub>
+                        <m:sup>
+                          <m:r>
+                            <m:t xml:space="preserve">E</m:t>
+                          </m:r>
+                        </m:sup>
+                      </m:sSubSup>
+                    </m:e>
+                  </m:rad>
+                </m:num>
+                <m:den>
+                  <m:nary>
+                    <m:naryPr>
+                      <m:chr m:val="∑"/>
+                      <m:limLoc m:val="undOvr"/>
+                      <m:grow m:val="1"/>
+                    </m:naryPr>
+                    <m:sub>
+                      <m:r>
+                        <m:t xml:space="preserve">k=1</m:t>
+                      </m:r>
+                    </m:sub>
+                    <m:sup>
+                      <m:r>
+                        <m:t xml:space="preserve">m</m:t>
+                      </m:r>
+                    </m:sup>
+                    <m:e/>
+                  </m:nary>
+                  <m:rad>
+                    <m:radPr>
+                      <m:degHide m:val="1"/>
+                    </m:radPr>
+                    <m:deg/>
+                    <m:e>
+                      <m:sSubSup>
+                        <m:e>
+                          <m:r>
+                            <m:t xml:space="preserve">w</m:t>
+                          </m:r>
+                        </m:e>
+                        <m:sub>
+                          <m:r>
+                            <m:t xml:space="preserve">k</m:t>
+                          </m:r>
+                        </m:sub>
+                        <m:sup>
+                          <m:r>
+                            <m:t xml:space="preserve">A</m:t>
+                          </m:r>
+                        </m:sup>
+                      </m:sSubSup>
+                      <m:r>
+                        <m:t xml:space="preserve"> </m:t>
+                      </m:r>
+                      <m:sSubSup>
+                        <m:e>
+                          <m:r>
+                            <m:t xml:space="preserve">w</m:t>
+                          </m:r>
+                        </m:e>
+                        <m:sub>
+                          <m:r>
+                            <m:t xml:space="preserve">k</m:t>
+                          </m:r>
+                        </m:sub>
+                        <m:sup>
+                          <m:r>
+                            <m:t xml:space="preserve">E</m:t>
+                          </m:r>
+                        </m:sup>
+                      </m:sSubSup>
+                    </m:e>
+                  </m:rad>
+                </m:den>
+              </m:f>
+            </m:oMath>
+          </w:p>
+        </w:tc>
+        <w:tc>
+          <w:tcPr>
+            <w:tcW w:type="dxa" w:w="1134"/>
+          </w:tcPr>
+          <w:p>
+            <w:pPr>
+              <w:spacing w:before="120" w:after="120" w:line="360" w:lineRule="auto"/>
+              <w:jc w:val="right"/>
+            </w:pPr>
+            <w:r>
+              <w:rPr>
+                <w:rFonts w:ascii="Times New Roman" w:hAnsi="Times New Roman" w:eastAsia="宋体"/>
+                <w:b w:val="0"/>
+                <w:sz w:val="24"/>
+              </w:rPr>
+              <w:t>（2）</w:t>
+            </w:r>
+          </w:p>
+        </w:tc>
+      </w:tr>
+    </w:tbl>
+    <w:p>
+      <w:pPr>
+        <w:spacing w:before="0" w:after="0" w:line="360" w:lineRule="auto"/>
+        <w:ind w:firstLine="480"/>
+        <w:jc w:val="both"/>
+      </w:pPr>
+      <w:r>
+        <w:rPr>
+          <w:rFonts w:ascii="Times New Roman" w:hAnsi="Times New Roman" w:eastAsia="宋体"/>
+          <w:b w:val="0"/>
+          <w:sz w:val="24"/>
+        </w:rPr>
+        <w:t>其中熵权由指标在各评价对象间的离散程度确定，如式（3）所示，e_j 为第 j 项指标的信息熵、n 为评价对象数、p_ij 为归一化后的指标值。</w:t>
+      </w:r>
+    </w:p>
+    <w:tbl>
+      <w:tblPr>
+        <w:tblW w:type="auto" w:w="0"/>
+        <w:jc w:val="center"/>
+        <w:tblLayout w:type="fixed"/>
+        <w:tblLook w:firstColumn="1" w:firstRow="1" w:lastColumn="0" w:lastRow="0" w:noHBand="0" w:noVBand="1" w:val="04A0"/>
+        <w:tblBorders>
+          <w:top w:val="none" w:sz="0" w:space="0" w:color="000000"/>
+          <w:left w:val="none" w:sz="0" w:space="0" w:color="000000"/>
+          <w:bottom w:val="none" w:sz="0" w:space="0" w:color="000000"/>
+          <w:right w:val="none" w:sz="0" w:space="0" w:color="000000"/>
+          <w:insideH w:val="none" w:sz="0" w:space="0" w:color="000000"/>
+          <w:insideV w:val="none" w:sz="0" w:space="0" w:color="000000"/>
+        </w:tblBorders>
+      </w:tblPr>
+      <w:tblGrid>
+        <w:gridCol w:w="2946"/>
+        <w:gridCol w:w="2946"/>
+        <w:gridCol w:w="2946"/>
+      </w:tblGrid>
+      <w:tr>
+        <w:tc>
+          <w:tcPr>
+            <w:tcW w:type="dxa" w:w="1134"/>
+          </w:tcPr>
+          <w:p>
+            <w:pPr>
+              <w:spacing w:before="120" w:after="120" w:line="360" w:lineRule="auto"/>
+              <w:jc w:val="left"/>
+            </w:pPr>
+          </w:p>
+        </w:tc>
+        <w:tc>
+          <w:tcPr>
+            <w:tcW w:type="dxa" w:w="6236"/>
+          </w:tcPr>
+          <w:p>
+            <w:pPr>
+              <w:spacing w:before="120" w:after="120" w:line="360" w:lineRule="auto"/>
+              <w:jc w:val="center"/>
+            </w:pPr>
+            <m:oMath>
+              <m:sSub>
+                <m:e>
+                  <m:r>
+                    <m:t xml:space="preserve">e</m:t>
+                  </m:r>
+                </m:e>
+                <m:sub>
+                  <m:r>
+                    <m:t xml:space="preserve">j</m:t>
+                  </m:r>
+                </m:sub>
+              </m:sSub>
+              <m:r>
+                <m:t xml:space="preserve">=-</m:t>
+              </m:r>
+              <m:f>
+                <m:fPr>
+                  <m:type m:val="bar"/>
+                </m:fPr>
+                <m:num>
+                  <m:r>
+                    <m:t xml:space="preserve">1</m:t>
+                  </m:r>
+                </m:num>
+                <m:den>
+                  <m:r>
+                    <m:rPr>
+                      <m:sty m:val="p"/>
+                    </m:rPr>
+                    <m:t xml:space="preserve">ln</m:t>
+                  </m:r>
+                  <m:r>
+                    <m:t xml:space="preserve"> n</m:t>
+                  </m:r>
+                </m:den>
+              </m:f>
+              <m:nary>
+                <m:naryPr>
+                  <m:chr m:val="∑"/>
+                  <m:limLoc m:val="undOvr"/>
+                  <m:grow m:val="1"/>
+                </m:naryPr>
+                <m:sub>
+                  <m:r>
+                    <m:t xml:space="preserve">i=1</m:t>
+                  </m:r>
+                </m:sub>
+                <m:sup>
+                  <m:r>
+                    <m:t xml:space="preserve">n</m:t>
+                  </m:r>
+                </m:sup>
+                <m:e/>
+              </m:nary>
+              <m:sSub>
+                <m:e>
+                  <m:r>
+                    <m:t xml:space="preserve">p</m:t>
+                  </m:r>
+                </m:e>
+                <m:sub>
+                  <m:r>
+                    <m:t xml:space="preserve">ij</m:t>
+                  </m:r>
+                </m:sub>
+              </m:sSub>
+              <m:r>
+                <m:rPr>
+                  <m:sty m:val="p"/>
+                </m:rPr>
+                <m:t xml:space="preserve">ln</m:t>
+              </m:r>
+              <m:r>
+                <m:t xml:space="preserve"> </m:t>
+              </m:r>
+              <m:sSub>
+                <m:e>
+                  <m:r>
+                    <m:t xml:space="preserve">p</m:t>
+                  </m:r>
+                </m:e>
+                <m:sub>
+                  <m:r>
+                    <m:t xml:space="preserve">ij</m:t>
+                  </m:r>
+                </m:sub>
+              </m:sSub>
+              <m:r>
+                <m:t xml:space="preserve">,  </m:t>
+              </m:r>
+              <m:sSubSup>
+                <m:e>
+                  <m:r>
+                    <m:t xml:space="preserve">w</m:t>
+                  </m:r>
+                </m:e>
+                <m:sub>
+                  <m:r>
+                    <m:t xml:space="preserve">j</m:t>
+                  </m:r>
+                </m:sub>
+                <m:sup>
+                  <m:r>
+                    <m:t xml:space="preserve">E</m:t>
+                  </m:r>
+                </m:sup>
+              </m:sSubSup>
+              <m:r>
+                <m:t xml:space="preserve">=</m:t>
+              </m:r>
+              <m:f>
+                <m:fPr>
+                  <m:type m:val="bar"/>
+                </m:fPr>
+                <m:num>
+                  <m:r>
+                    <m:t xml:space="preserve">1-</m:t>
+                  </m:r>
+                  <m:sSub>
+                    <m:e>
+                      <m:r>
+                        <m:t xml:space="preserve">e</m:t>
+                      </m:r>
+                    </m:e>
+                    <m:sub>
+                      <m:r>
+                        <m:t xml:space="preserve">j</m:t>
+                      </m:r>
+                    </m:sub>
+                  </m:sSub>
+                </m:num>
+                <m:den>
+                  <m:nary>
+                    <m:naryPr>
+                      <m:chr m:val="∑"/>
+                      <m:limLoc m:val="undOvr"/>
+                      <m:grow m:val="1"/>
+                    </m:naryPr>
+                    <m:sub>
+                      <m:r>
+                        <m:t xml:space="preserve">k=1</m:t>
+                      </m:r>
+                    </m:sub>
+                    <m:sup>
+                      <m:r>
+                        <m:t xml:space="preserve">m</m:t>
+                      </m:r>
+                    </m:sup>
+                    <m:e/>
+                  </m:nary>
+                  <m:r>
+                    <m:t xml:space="preserve">(1-</m:t>
+                  </m:r>
+                  <m:sSub>
+                    <m:e>
+                      <m:r>
+                        <m:t xml:space="preserve">e</m:t>
+                      </m:r>
+                    </m:e>
+                    <m:sub>
+                      <m:r>
+                        <m:t xml:space="preserve">k</m:t>
+                      </m:r>
+                    </m:sub>
+                  </m:sSub>
+                  <m:r>
+                    <m:t xml:space="preserve">)</m:t>
+                  </m:r>
+                </m:den>
+              </m:f>
+            </m:oMath>
+          </w:p>
+        </w:tc>
+        <w:tc>
+          <w:tcPr>
+            <w:tcW w:type="dxa" w:w="1134"/>
+          </w:tcPr>
+          <w:p>
+            <w:pPr>
+              <w:spacing w:before="120" w:after="120" w:line="360" w:lineRule="auto"/>
+              <w:jc w:val="right"/>
+            </w:pPr>
+            <w:r>
+              <w:rPr>
+                <w:rFonts w:ascii="Times New Roman" w:hAnsi="Times New Roman" w:eastAsia="宋体"/>
+                <w:b w:val="0"/>
+                <w:sz w:val="24"/>
+              </w:rPr>
+              <w:t>（3）</w:t>
+            </w:r>
+          </w:p>
+        </w:tc>
+      </w:tr>
+    </w:tbl>
+    <w:p>
+      <w:pPr>
+        <w:spacing w:before="0" w:after="0" w:line="360" w:lineRule="auto"/>
+        <w:ind w:firstLine="480"/>
+        <w:jc w:val="both"/>
+      </w:pPr>
+      <w:r>
+        <w:rPr>
+          <w:rFonts w:ascii="Times New Roman" w:hAnsi="Times New Roman" w:eastAsia="宋体"/>
+          <w:b w:val="0"/>
+          <w:sz w:val="24"/>
+        </w:rPr>
+        <w:t>组合赋权结果如表 5 与图 6 所示，AHP 判断矩阵一致性比率 CR=0.002&lt;0.10，通过一致性检验。</w:t>
       </w:r>
     </w:p>
     <w:p>
@@ -4186,7 +4527,7 @@
           <w:b w:val="0"/>
           <w:sz w:val="18"/>
         </w:rPr>
-        <w:t>注：AHP 判断矩阵一致性比率 CR=0.0022&lt;0.10，一致性通过。熵权基于 60 家相关方的评分矩阵计算，反映指标在对象间的区分度。</w:t>
+        <w:t>注：AHP 判断矩阵一致性比率 CR=0.0022&lt;0.10。熵权基于 60 家相关方的评分矩阵计算。</w:t>
       </w:r>
     </w:p>
     <w:p>
@@ -4256,55 +4597,7 @@
           <w:b w:val="0"/>
           <w:sz w:val="24"/>
         </w:rPr>
-        <w:t>表 5 与图 6 显示，权重最高的两项指标是</w:t>
-      </w:r>
-      <w:r>
-        <w:rPr>
-          <w:rFonts w:ascii="Times New Roman" w:hAnsi="Times New Roman" w:eastAsia="宋体"/>
-          <w:b/>
-          <w:sz w:val="24"/>
-        </w:rPr>
-        <w:t>作业票与交底执行（0.289）</w:t>
-      </w:r>
-      <w:r>
-        <w:rPr>
-          <w:rFonts w:ascii="Times New Roman" w:hAnsi="Times New Roman" w:eastAsia="宋体"/>
-          <w:b w:val="0"/>
-          <w:sz w:val="24"/>
-        </w:rPr>
-        <w:t>与</w:t>
-      </w:r>
-      <w:r>
-        <w:rPr>
-          <w:rFonts w:ascii="Times New Roman" w:hAnsi="Times New Roman" w:eastAsia="宋体"/>
-          <w:b/>
-          <w:sz w:val="24"/>
-        </w:rPr>
-        <w:t>现场违章频次（0.218）</w:t>
-      </w:r>
-      <w:r>
-        <w:rPr>
-          <w:rFonts w:ascii="Times New Roman" w:hAnsi="Times New Roman" w:eastAsia="宋体"/>
-          <w:b w:val="0"/>
-          <w:sz w:val="24"/>
-        </w:rPr>
-        <w:t>，二者合计权重超过 0.50，而这两项均为</w:t>
-      </w:r>
-      <w:r>
-        <w:rPr>
-          <w:rFonts w:ascii="Times New Roman" w:hAnsi="Times New Roman" w:eastAsia="宋体"/>
-          <w:b/>
-          <w:sz w:val="24"/>
-        </w:rPr>
-        <w:t>过程行为指标</w:t>
-      </w:r>
-      <w:r>
-        <w:rPr>
-          <w:rFonts w:ascii="Times New Roman" w:hAnsi="Times New Roman" w:eastAsia="宋体"/>
-          <w:b w:val="0"/>
-          <w:sz w:val="24"/>
-        </w:rPr>
-        <w:t>而非结果指标。这一结果对实践具有明确的指导意义：相关方安全绩效评价应以过程管控为主、以结果指标为辅——因为事故是小概率事件，用事故率评价相关方在统计上几乎没有区分度，而过程行为指标既有区分度又可即时观测。这与传统的“出事才追究”做法方向相反。</w:t>
+        <w:t>权重结果指向一个与传统做法方向相反的结论：相关方安全绩效评价应以过程管控为主、以结果指标为辅。权重最高的两项指标是作业票与交底执行（0.289）与现场违章频次（0.218），二者合计权重超过 0.50，而这两项均为过程行为指标而非结果指标。其原因在于事故是小概率事件，用事故率评价相关方在统计上几乎没有区分度，而过程行为指标既有区分度又可即时观测，因此“出事才追究”的传统评价方式在方法上就不成立。</w:t>
       </w:r>
     </w:p>
     <w:p>
@@ -4349,24 +4642,144 @@
           <w:b w:val="0"/>
           <w:sz w:val="24"/>
         </w:rPr>
-        <w:t>安全管理部门的检查人日是硬约束。本文构建资源优化配置模型：设对第 i 家相关方投入 xᵢ 次检查，其风险削减量为</w:t>
+        <w:t>安全管理部门的检查人日是硬约束，如何分配这一约束资源可以被精确求解。设对第 i 家相关方投入 x_i 次检查，其风险削减量如式（4）所示，其中 γ_i 为单次检查的风险削减系数，并设定 γ_i 随安全管理能力评分递减——能力弱的相关方，单次检查的边际削减更大。</w:t>
       </w:r>
     </w:p>
-    <w:p>
-      <w:pPr>
-        <w:spacing w:before="0" w:after="0" w:line="360" w:lineRule="auto"/>
-        <w:ind w:firstLine="0"/>
+    <w:tbl>
+      <w:tblPr>
+        <w:tblW w:type="auto" w:w="0"/>
         <w:jc w:val="center"/>
-      </w:pPr>
-      <w:r>
-        <w:rPr>
-          <w:rFonts w:ascii="Times New Roman" w:hAnsi="Times New Roman" w:eastAsia="宋体"/>
-          <w:b w:val="0"/>
-          <w:sz w:val="24"/>
-        </w:rPr>
-        <w:t>ΔRᵢ = Dᵢ · [1 − exp(−γᵢ · xᵢ)]</w:t>
-      </w:r>
-    </w:p>
+        <w:tblLayout w:type="fixed"/>
+        <w:tblLook w:firstColumn="1" w:firstRow="1" w:lastColumn="0" w:lastRow="0" w:noHBand="0" w:noVBand="1" w:val="04A0"/>
+        <w:tblBorders>
+          <w:top w:val="none" w:sz="0" w:space="0" w:color="000000"/>
+          <w:left w:val="none" w:sz="0" w:space="0" w:color="000000"/>
+          <w:bottom w:val="none" w:sz="0" w:space="0" w:color="000000"/>
+          <w:right w:val="none" w:sz="0" w:space="0" w:color="000000"/>
+          <w:insideH w:val="none" w:sz="0" w:space="0" w:color="000000"/>
+          <w:insideV w:val="none" w:sz="0" w:space="0" w:color="000000"/>
+        </w:tblBorders>
+      </w:tblPr>
+      <w:tblGrid>
+        <w:gridCol w:w="2946"/>
+        <w:gridCol w:w="2946"/>
+        <w:gridCol w:w="2946"/>
+      </w:tblGrid>
+      <w:tr>
+        <w:tc>
+          <w:tcPr>
+            <w:tcW w:type="dxa" w:w="1134"/>
+          </w:tcPr>
+          <w:p>
+            <w:pPr>
+              <w:spacing w:before="120" w:after="120" w:line="360" w:lineRule="auto"/>
+              <w:jc w:val="left"/>
+            </w:pPr>
+          </w:p>
+        </w:tc>
+        <w:tc>
+          <w:tcPr>
+            <w:tcW w:type="dxa" w:w="6236"/>
+          </w:tcPr>
+          <w:p>
+            <w:pPr>
+              <w:spacing w:before="120" w:after="120" w:line="360" w:lineRule="auto"/>
+              <w:jc w:val="center"/>
+            </w:pPr>
+            <m:oMath>
+              <m:r>
+                <m:t xml:space="preserve">Δ </m:t>
+              </m:r>
+              <m:sSub>
+                <m:e>
+                  <m:r>
+                    <m:t xml:space="preserve">R</m:t>
+                  </m:r>
+                </m:e>
+                <m:sub>
+                  <m:r>
+                    <m:t xml:space="preserve">i</m:t>
+                  </m:r>
+                </m:sub>
+              </m:sSub>
+              <m:r>
+                <m:t xml:space="preserve">=</m:t>
+              </m:r>
+              <m:sSub>
+                <m:e>
+                  <m:r>
+                    <m:t xml:space="preserve">D</m:t>
+                  </m:r>
+                </m:e>
+                <m:sub>
+                  <m:r>
+                    <m:t xml:space="preserve">i</m:t>
+                  </m:r>
+                </m:sub>
+              </m:sSub>
+              <m:r>
+                <m:t xml:space="preserve">[1-</m:t>
+              </m:r>
+              <m:r>
+                <m:rPr>
+                  <m:sty m:val="p"/>
+                </m:rPr>
+                <m:t xml:space="preserve">exp</m:t>
+              </m:r>
+              <m:r>
+                <m:t xml:space="preserve">(-</m:t>
+              </m:r>
+              <m:sSub>
+                <m:e>
+                  <m:r>
+                    <m:t xml:space="preserve">γ</m:t>
+                  </m:r>
+                </m:e>
+                <m:sub>
+                  <m:r>
+                    <m:t xml:space="preserve">i</m:t>
+                  </m:r>
+                </m:sub>
+              </m:sSub>
+              <m:sSub>
+                <m:e>
+                  <m:r>
+                    <m:t xml:space="preserve">x</m:t>
+                  </m:r>
+                </m:e>
+                <m:sub>
+                  <m:r>
+                    <m:t xml:space="preserve">i</m:t>
+                  </m:r>
+                </m:sub>
+              </m:sSub>
+              <m:r>
+                <m:t xml:space="preserve">)]</m:t>
+              </m:r>
+            </m:oMath>
+          </w:p>
+        </w:tc>
+        <w:tc>
+          <w:tcPr>
+            <w:tcW w:type="dxa" w:w="1134"/>
+          </w:tcPr>
+          <w:p>
+            <w:pPr>
+              <w:spacing w:before="120" w:after="120" w:line="360" w:lineRule="auto"/>
+              <w:jc w:val="right"/>
+            </w:pPr>
+            <w:r>
+              <w:rPr>
+                <w:rFonts w:ascii="Times New Roman" w:hAnsi="Times New Roman" w:eastAsia="宋体"/>
+                <w:b w:val="0"/>
+                <w:sz w:val="24"/>
+              </w:rPr>
+              <w:t>（4）</w:t>
+            </w:r>
+          </w:p>
+        </w:tc>
+      </w:tr>
+    </w:tbl>
     <w:p>
       <w:pPr>
         <w:spacing w:before="0" w:after="0" w:line="360" w:lineRule="auto"/>
@@ -4379,9 +4792,174 @@
           <w:b w:val="0"/>
           <w:sz w:val="24"/>
         </w:rPr>
-        <w:t>式中 Dᵢ 为该相关方的 LEC 风险值，γᵢ 为单次检查的风险削减系数，并设定 γᵢ 随安全管理能力评分递减——能力弱的相关方，单次检查的边际削减更大。目标函数为在总量约束 Σxᵢ ≤ T 下最大化 ΣΔRᵢ。由于边际收益递减，贪心分配即为全局最优解。</w:t>
+        <w:t>优化问题即在检查总量约束下最大化总风险削减，如式（5）所示。由于目标函数对每个 x_i 均为凹函数（边际收益递减），按边际收益从高到低逐次分配的贪心算法即可得到全局最优解。</w:t>
       </w:r>
     </w:p>
+    <w:tbl>
+      <w:tblPr>
+        <w:tblW w:type="auto" w:w="0"/>
+        <w:jc w:val="center"/>
+        <w:tblLayout w:type="fixed"/>
+        <w:tblLook w:firstColumn="1" w:firstRow="1" w:lastColumn="0" w:lastRow="0" w:noHBand="0" w:noVBand="1" w:val="04A0"/>
+        <w:tblBorders>
+          <w:top w:val="none" w:sz="0" w:space="0" w:color="000000"/>
+          <w:left w:val="none" w:sz="0" w:space="0" w:color="000000"/>
+          <w:bottom w:val="none" w:sz="0" w:space="0" w:color="000000"/>
+          <w:right w:val="none" w:sz="0" w:space="0" w:color="000000"/>
+          <w:insideH w:val="none" w:sz="0" w:space="0" w:color="000000"/>
+          <w:insideV w:val="none" w:sz="0" w:space="0" w:color="000000"/>
+        </w:tblBorders>
+      </w:tblPr>
+      <w:tblGrid>
+        <w:gridCol w:w="2946"/>
+        <w:gridCol w:w="2946"/>
+        <w:gridCol w:w="2946"/>
+      </w:tblGrid>
+      <w:tr>
+        <w:tc>
+          <w:tcPr>
+            <w:tcW w:type="dxa" w:w="1134"/>
+          </w:tcPr>
+          <w:p>
+            <w:pPr>
+              <w:spacing w:before="120" w:after="120" w:line="360" w:lineRule="auto"/>
+              <w:jc w:val="left"/>
+            </w:pPr>
+          </w:p>
+        </w:tc>
+        <w:tc>
+          <w:tcPr>
+            <w:tcW w:type="dxa" w:w="6236"/>
+          </w:tcPr>
+          <w:p>
+            <w:pPr>
+              <w:spacing w:before="120" w:after="120" w:line="360" w:lineRule="auto"/>
+              <w:jc w:val="center"/>
+            </w:pPr>
+            <m:oMath>
+              <m:r>
+                <m:rPr>
+                  <m:sty m:val="p"/>
+                </m:rPr>
+                <m:t xml:space="preserve">max</m:t>
+              </m:r>
+              <m:nary>
+                <m:naryPr>
+                  <m:chr m:val="∑"/>
+                  <m:limLoc m:val="undOvr"/>
+                  <m:grow m:val="1"/>
+                </m:naryPr>
+                <m:sub>
+                  <m:r>
+                    <m:t xml:space="preserve">i=1</m:t>
+                  </m:r>
+                </m:sub>
+                <m:sup>
+                  <m:r>
+                    <m:t xml:space="preserve">n</m:t>
+                  </m:r>
+                </m:sup>
+                <m:e/>
+              </m:nary>
+              <m:r>
+                <m:t xml:space="preserve">Δ </m:t>
+              </m:r>
+              <m:sSub>
+                <m:e>
+                  <m:r>
+                    <m:t xml:space="preserve">R</m:t>
+                  </m:r>
+                </m:e>
+                <m:sub>
+                  <m:r>
+                    <m:t xml:space="preserve">i</m:t>
+                  </m:r>
+                </m:sub>
+              </m:sSub>
+              <m:r>
+                <m:t xml:space="preserve">  </m:t>
+              </m:r>
+              <m:r>
+                <m:rPr>
+                  <m:sty m:val="p"/>
+                </m:rPr>
+                <m:t xml:space="preserve">s.t.</m:t>
+              </m:r>
+              <m:r>
+                <m:t xml:space="preserve">  </m:t>
+              </m:r>
+              <m:nary>
+                <m:naryPr>
+                  <m:chr m:val="∑"/>
+                  <m:limLoc m:val="undOvr"/>
+                  <m:grow m:val="1"/>
+                </m:naryPr>
+                <m:sub>
+                  <m:r>
+                    <m:t xml:space="preserve">i=1</m:t>
+                  </m:r>
+                </m:sub>
+                <m:sup>
+                  <m:r>
+                    <m:t xml:space="preserve">n</m:t>
+                  </m:r>
+                </m:sup>
+                <m:e/>
+              </m:nary>
+              <m:sSub>
+                <m:e>
+                  <m:r>
+                    <m:t xml:space="preserve">x</m:t>
+                  </m:r>
+                </m:e>
+                <m:sub>
+                  <m:r>
+                    <m:t xml:space="preserve">i</m:t>
+                  </m:r>
+                </m:sub>
+              </m:sSub>
+              <m:r>
+                <m:t xml:space="preserve">≤ T,; </m:t>
+              </m:r>
+              <m:sSub>
+                <m:e>
+                  <m:r>
+                    <m:t xml:space="preserve">x</m:t>
+                  </m:r>
+                </m:e>
+                <m:sub>
+                  <m:r>
+                    <m:t xml:space="preserve">i</m:t>
+                  </m:r>
+                </m:sub>
+              </m:sSub>
+              <m:r>
+                <m:t xml:space="preserve">∈ mathbb{N}</m:t>
+              </m:r>
+            </m:oMath>
+          </w:p>
+        </w:tc>
+        <w:tc>
+          <w:tcPr>
+            <w:tcW w:type="dxa" w:w="1134"/>
+          </w:tcPr>
+          <w:p>
+            <w:pPr>
+              <w:spacing w:before="120" w:after="120" w:line="360" w:lineRule="auto"/>
+              <w:jc w:val="right"/>
+            </w:pPr>
+            <w:r>
+              <w:rPr>
+                <w:rFonts w:ascii="Times New Roman" w:hAnsi="Times New Roman" w:eastAsia="宋体"/>
+                <w:b w:val="0"/>
+                <w:sz w:val="24"/>
+              </w:rPr>
+              <w:t>（5）</w:t>
+            </w:r>
+          </w:p>
+        </w:tc>
+      </w:tr>
+    </w:tbl>
     <w:p>
       <w:pPr>
         <w:keepNext/>
@@ -4409,7 +4987,7 @@
           <w:b w:val="0"/>
           <w:sz w:val="24"/>
         </w:rPr>
-        <w:t>在年度检查总量 T=240 次的约束下，比较四种配置策略：平均分配、按风险线性分配、二维分级分配（按 A1、A2、B1、B2、C1、C2 分别赋予 8、6、4、3、2、1 的相对权重）与边际收益最优分配。结果如表 6 与图 7 所示。</w:t>
+        <w:t>在年度检查总量 240 次的约束下比较四种配置策略，结果如表 6 与图 7 所示，四种策略分别为平均分配、按风险线性分配、二维分级分配与边际收益最优分配。</w:t>
       </w:r>
     </w:p>
     <w:p>
@@ -5077,39 +5655,7 @@
           <w:b w:val="0"/>
           <w:sz w:val="24"/>
         </w:rPr>
-        <w:t>表 6 与图 7 给出三点结论。第一，</w:t>
-      </w:r>
-      <w:r>
-        <w:rPr>
-          <w:rFonts w:ascii="Times New Roman" w:hAnsi="Times New Roman" w:eastAsia="宋体"/>
-          <w:b/>
-          <w:sz w:val="24"/>
-        </w:rPr>
-        <w:t>同等投入下，差异化配置的效果显著优于平均分配</w:t>
-      </w:r>
-      <w:r>
-        <w:rPr>
-          <w:rFonts w:ascii="Times New Roman" w:hAnsi="Times New Roman" w:eastAsia="宋体"/>
-          <w:b w:val="0"/>
-          <w:sz w:val="24"/>
-        </w:rPr>
-        <w:t>：边际收益最优配置的风险削减总量较平均分配提升 16.4%，按风险线性分配与二维分级分配分别提升 12.3% 与 12.6%。第二，</w:t>
-      </w:r>
-      <w:r>
-        <w:rPr>
-          <w:rFonts w:ascii="Times New Roman" w:hAnsi="Times New Roman" w:eastAsia="宋体"/>
-          <w:b/>
-          <w:sz w:val="24"/>
-        </w:rPr>
-        <w:t>二维分级分配是推荐方案</w:t>
-      </w:r>
-      <w:r>
-        <w:rPr>
-          <w:rFonts w:ascii="Times New Roman" w:hAnsi="Times New Roman" w:eastAsia="宋体"/>
-          <w:b w:val="0"/>
-          <w:sz w:val="24"/>
-        </w:rPr>
-        <w:t>：它已实现最优解的 96.7%，而规则简单、便于一线执行，无需逐次计算边际收益，在效果与可操作性之间取得了较好平衡。第三，也是最具实践价值的一点：</w:t>
+        <w:t>结果给出三条结论，其中第三条对基层单位最具价值。第一，同等投入下差异化配置的效果显著优于平均分配：边际收益最优配置的风险削减总量较平均分配提升 16.4%，按风险线性分配与二维分级分配分别提升 12.3% 与 12.6%。第二，二维分级分配是推荐方案：它已实现最优解的 96.7%，而规则简单、便于一线执行，无需逐次计算边际收益，在效果与可操作性之间取得了较好平衡。第三，也是最具实践价值的一点——</w:t>
       </w:r>
       <w:r>
         <w:rPr>
@@ -5125,7 +5671,7 @@
           <w:b w:val="0"/>
           <w:sz w:val="24"/>
         </w:rPr>
-        <w:t>。这意味着差异化配置的价值不仅在于“同样投入做得更好”，更在于“更少投入即可达到原有水平”，为安全管理人员紧张的基层单位提供了直接的减负路径。</w:t>
+        <w:t>。这意味着差异化配置的价值不仅在于同样投入做得更好，更在于更少投入即可达到原有水平，为安全管理人员紧张的基层单位提供了直接的减负路径。</w:t>
       </w:r>
     </w:p>
     <w:p>
@@ -5155,7 +5701,7 @@
           <w:b w:val="0"/>
           <w:sz w:val="24"/>
         </w:rPr>
-        <w:t>专项治理不必面面俱到。本文对情景样本的隐患数据做帕累托分析，结果如表 7 与图 8 所示。</w:t>
+        <w:t>专项治理不必面面俱到，隐患分布的帕累托特征为靶向治理提供了依据，如表 7 与图 8 所示。</w:t>
       </w:r>
     </w:p>
     <w:p>
@@ -6137,7 +6683,7 @@
           <w:b w:val="0"/>
           <w:sz w:val="18"/>
         </w:rPr>
-        <w:t>注：合计 389 项隐患。前 6 类累计占比 85.6%。</w:t>
+        <w:t>注：合计 389 项隐患；前 6 类累计占比 85.6%。</w:t>
       </w:r>
     </w:p>
     <w:p>
@@ -6207,7 +6753,7 @@
           <w:b w:val="0"/>
           <w:sz w:val="24"/>
         </w:rPr>
-        <w:t>由表 7 与图 8 可见，前 6 类隐患（占隐患类型总数的 60%）贡献了 85.6% 的隐患量，符合帕累托规律。</w:t>
+        <w:t>前 6 类隐患（占隐患类型总数的 60%）贡献了 85.6% 的隐患量，符合帕累托规律。</w:t>
       </w:r>
       <w:r>
         <w:rPr>
@@ -6253,7 +6799,7 @@
           <w:b w:val="0"/>
           <w:sz w:val="24"/>
         </w:rPr>
-        <w:t>数字化是支撑上述机制落地的手段而非目的。相关方安全监管涉及主体多、信息量大、过程复杂，传统人工管理方式难以满足精细化要求。本文提出四层技术架构，如图 9 所示。</w:t>
+        <w:t>数字化是支撑上述机制落地的手段而非目的，其价值在于把看不见的履责过程变成可考核的数据，架构如图 9 所示。感知层通过人员定位标签、现场摄像头、气体检测仪与移动终端采集现场数据；主数据层建立相关方“一档管理”，统一管理资质档案、人员与证书、违章计分台账与评价结果；监管应用层提供电子作业票、隐患随手拍、视频行为预警与培训考试功能；决策支持层输出风险热力图、分级排名看板与监管资源配置建议[13]。</w:t>
       </w:r>
     </w:p>
     <w:p>
@@ -6265,7 +6811,7 @@
       <w:r>
         <w:drawing>
           <wp:inline xmlns:a="http://schemas.openxmlformats.org/drawingml/2006/main" xmlns:pic="http://schemas.openxmlformats.org/drawingml/2006/picture">
-            <wp:extent cx="5220000" cy="3028793"/>
+            <wp:extent cx="5220000" cy="7830000"/>
             <wp:docPr id="9" name="Picture 9"/>
             <wp:cNvGraphicFramePr>
               <a:graphicFrameLocks noChangeAspect="1"/>
@@ -6286,7 +6832,7 @@
                   <pic:spPr>
                     <a:xfrm>
                       <a:off x="0" y="0"/>
-                      <a:ext cx="5220000" cy="3028793"/>
+                      <a:ext cx="5220000" cy="7830000"/>
                     </a:xfrm>
                     <a:prstGeom prst="rect"/>
                   </pic:spPr>
@@ -6323,54 +6869,7 @@
           <w:b w:val="0"/>
           <w:sz w:val="24"/>
         </w:rPr>
-        <w:t>感知层通过人员定位标签、现场摄像头、气体检测仪与移动终端采集现场数据；主数据层建立相关方“一档管理”，统一管理资质档案、人员与证书、违章计分台账与评价结果；监管应用层提供电子作业票、隐患随手拍、视频行为预警与培训考试功能；决策支持层输出风险热力图、分级排名看板与监管资源配置建议。</w:t>
-      </w:r>
-    </w:p>
-    <w:p>
-      <w:pPr>
-        <w:spacing w:before="0" w:after="0" w:line="360" w:lineRule="auto"/>
-        <w:ind w:firstLine="480"/>
-        <w:jc w:val="both"/>
-      </w:pPr>
-      <w:r>
-        <w:rPr>
-          <w:rFonts w:ascii="Times New Roman" w:hAnsi="Times New Roman" w:eastAsia="宋体"/>
-          <w:b w:val="0"/>
-          <w:sz w:val="24"/>
-        </w:rPr>
-        <w:t>从投入产出角度，建议优先落地</w:t>
-      </w:r>
-      <w:r>
-        <w:rPr>
-          <w:rFonts w:ascii="Times New Roman" w:hAnsi="Times New Roman" w:eastAsia="宋体"/>
-          <w:b/>
-          <w:sz w:val="24"/>
-        </w:rPr>
-        <w:t>电子作业票</w:t>
-      </w:r>
-      <w:r>
-        <w:rPr>
-          <w:rFonts w:ascii="Times New Roman" w:hAnsi="Times New Roman" w:eastAsia="宋体"/>
-          <w:b w:val="0"/>
-          <w:sz w:val="24"/>
-        </w:rPr>
-        <w:t>与</w:t>
-      </w:r>
-      <w:r>
-        <w:rPr>
-          <w:rFonts w:ascii="Times New Roman" w:hAnsi="Times New Roman" w:eastAsia="宋体"/>
-          <w:b/>
-          <w:sz w:val="24"/>
-        </w:rPr>
-        <w:t>隐患随手拍</w:t>
-      </w:r>
-      <w:r>
-        <w:rPr>
-          <w:rFonts w:ascii="Times New Roman" w:hAnsi="Times New Roman" w:eastAsia="宋体"/>
-          <w:b w:val="0"/>
-          <w:sz w:val="24"/>
-        </w:rPr>
-        <w:t>两项应用：二者投入低、见效快，且直接对应第 6.3 节识别出的高频隐患类型（动火作业未办票、个体防护用品缺失等）。人员定位与视频行为识别投入较高，建议在 A 级相关方的高风险作业场景先行试点。需要强调的是，数字化不替代人工监管，而是把原本“看不见的履责过程”变成可留痕、可比对、可考核的数据[13]。</w:t>
+        <w:t>从投入产出角度，建议优先落地电子作业票与隐患随手拍两项应用。二者投入低、见效快，且直接对应第 6.3 节识别出的高频隐患类型（动火作业未办票、个体防护用品缺失等）；人员定位与视频行为识别投入较高，建议在 A 级相关方的高风险作业场景先行试点。需要强调的是，数字化不替代人工监管，而是把原本依赖现场感觉的判断转换为可留痕、可比对、可考核的证据。</w:t>
       </w:r>
     </w:p>
     <w:p>
@@ -6400,7 +6899,7 @@
           <w:b w:val="0"/>
           <w:sz w:val="24"/>
         </w:rPr>
-        <w:t>相关方作为烟草商业企业安全生产管理体系中的重要参与主体，其安全管理水平直接影响企业整体安全绩效。本文以精细化管理为视角，针对既有研究方法缺位的问题，提出三项可直接使用的工具。</w:t>
+        <w:t>本文针对既有研究方法缺位的问题，提出三项可直接使用的工具。第一是二维分类分级模型，以风险值与能力评分交叉定级并对应三级监管强度与措施清单，情景样本验证显示四类相关方的风险分布差异极大，统一标准监管确不合理。第二是责任落实的经济与准入杠杆，把“明确责任”转化为安全生产费用专款专用、安全履约保证金、违章计分制、评价结果与准入挂钩四类可写入合同的条款。第三是监管资源优化配置方法，差异化配置较平均分配提升风险削减 16.4%，最优配置仅需 153 次检查即可达到平均分配 240 次的效果，节省监管人力 36.3%，而规则简单的二维分级配置已能实现最优解的 96.7%。</w:t>
       </w:r>
     </w:p>
     <w:p>
@@ -6415,7 +6914,7 @@
           <w:b w:val="0"/>
           <w:sz w:val="24"/>
         </w:rPr>
-        <w:t>第一，二维分类分级模型。以 LEC 风险值与安全管理能力评分交叉定级，对应 A、B、C 三级监管强度与具体措施清单。情景样本验证显示四类相关方的风险分布差异极大（工程施工类高风险占比 91.7%，服务保障类为 0），统一标准监管确不合理。</w:t>
+        <w:t>本文还得到两个与传统做法方向不同的判断，值得实践检验。其一，安全绩效评价应以过程行为指标为主而非事故结果指标为主，因为事故的小概率特征使结果指标在统计上缺乏区分度；其二，监管资源应向管理能力弱的对象倾斜而非仅向后果严重的对象倾斜，因为后果严重度已计入风险值，而管理能力刻画的是失控概率。</w:t>
       </w:r>
     </w:p>
     <w:p>
@@ -6430,37 +6929,7 @@
           <w:b w:val="0"/>
           <w:sz w:val="24"/>
         </w:rPr>
-        <w:t>第二，责任落实的经济与准入杠杆。把“明确责任”转化为安全生产费用专款专用、安全履约保证金、违章计分制、评价结果与准入挂钩四类可写入合同的条款，为外部市场主体提供守约动力。</w:t>
-      </w:r>
-    </w:p>
-    <w:p>
-      <w:pPr>
-        <w:spacing w:before="0" w:after="0" w:line="360" w:lineRule="auto"/>
-        <w:ind w:firstLine="480"/>
-        <w:jc w:val="both"/>
-      </w:pPr>
-      <w:r>
-        <w:rPr>
-          <w:rFonts w:ascii="Times New Roman" w:hAnsi="Times New Roman" w:eastAsia="宋体"/>
-          <w:b w:val="0"/>
-          <w:sz w:val="24"/>
-        </w:rPr>
-        <w:t>第三，监管资源优化配置方法。差异化配置较平均分配提升风险削减 16.4%；最优配置仅需 153 次检查即可达到平均分配 240 次的效果，节省监管人力 36.3%；而规则简单的二维分级配置已能实现最优解的 96.7%，是推荐方案。隐患帕累托分析显示前 6 类隐患贡献 85.6% 的隐患量，为专项治理提供了靶向。</w:t>
-      </w:r>
-    </w:p>
-    <w:p>
-      <w:pPr>
-        <w:spacing w:before="0" w:after="0" w:line="360" w:lineRule="auto"/>
-        <w:ind w:firstLine="480"/>
-        <w:jc w:val="both"/>
-      </w:pPr>
-      <w:r>
-        <w:rPr>
-          <w:rFonts w:ascii="Times New Roman" w:hAnsi="Times New Roman" w:eastAsia="宋体"/>
-          <w:b w:val="0"/>
-          <w:sz w:val="24"/>
-        </w:rPr>
-        <w:t>本文的局限在于，模型验证基于情景样本而非实测数据。后续应采集本单位相关方台账、近三年检查记录与隐患数据，对 LEC 参数、能力评分与风险削减系数 γ 做实证估计后重跑模型，形成本地化的分级标准与配置方案。同时建议补充交叉作业与变更作业两个高发环节的专门规则，并把安全共同体理念落到具体的正向激励设计上——对安全绩效前列的相关方给予免检额度、保证金下浮与优先入围资格，此类“减负式激励”往往比罚款更能改变行为。</w:t>
+        <w:t>本文的局限在于模型验证基于情景样本而非实测数据。后续应采集本单位相关方台账、近三年检查记录与隐患数据，对风险参数、能力评分与风险削减系数做实证估计后重跑模型，形成本地化的分级标准与配置方案；同时建议补充交叉作业与变更作业两个高发环节的专门规则，并把安全共同体理念落到具体的正向激励设计上——对安全绩效前列的相关方给予免检额度、保证金下浮与优先入围资格，此类减负式激励往往比罚款更能改变行为。</w:t>
       </w:r>
     </w:p>
     <w:p>
@@ -6505,7 +6974,7 @@
           <w:b w:val="0"/>
           <w:sz w:val="24"/>
         </w:rPr>
-        <w:t>[2] 沈明杰. 以精细化管理提升公共服务水平 落实落细各项交通安全监管措施[N]. 九江日报, 2025-05-07(001).</w:t>
+        <w:t>[2] 沈明杰. 以精细化管理提升公共服务水平 落实落细各项交通安全监管措施[N]. 九江日报, 2025-05-07(1).</w:t>
       </w:r>
     </w:p>
     <w:p>
@@ -6535,7 +7004,7 @@
           <w:b w:val="0"/>
           <w:sz w:val="24"/>
         </w:rPr>
-        <w:t>[4] 牛思明. “智慧化”赋能食安监管“精细化”优化营商环境[N]. 安阳日报, 2023-10-11(004).</w:t>
+        <w:t>[4] 牛思明. “智慧化”赋能食安监管“精细化”优化营商环境[N]. 安阳日报, 2023-10-11(4).</w:t>
       </w:r>
     </w:p>
     <w:p>
@@ -6655,7 +7124,7 @@
           <w:b w:val="0"/>
           <w:sz w:val="24"/>
         </w:rPr>
-        <w:t>[12] 张丹波. 我市加强人畜共患病防控和畜禽肉品质量安全监管[N]. 商洛日报, 2026-06-30(002).</w:t>
+        <w:t>[12] 张丹波. 我市加强人畜共患病防控和畜禽肉品质量安全监管[N]. 商洛日报, 2026-06-30(2).</w:t>
       </w:r>
     </w:p>
     <w:p>
